--- a/doc/time_delay_estimation.docx
+++ b/doc/time_delay_estimation.docx
@@ -21,7 +21,7 @@
         <w:t xml:space="preserve">Tassel</w:t>
       </w:r>
     </w:p>
-    <w:bookmarkStart w:id="44" w:name="时间延迟-t_d-估计理论推导与真实数据验证"/>
+    <w:bookmarkStart w:id="74" w:name="时间延迟-t_d-估计理论推导与真实数据验证"/>
     <w:p>
       <w:pPr>
         <w:pStyle w:val="Heading1"/>
@@ -402,7 +402,48 @@
         <w:rPr>
           <w:rFonts w:hint="eastAsia"/>
         </w:rPr>
-        <w:t xml:space="preserve">位姿，导致相机位姿偏差，进而引起系统性的重投影误差。</w:t>
+        <w:t xml:space="preserve">位姿，导致相机位姿偏差，进而引起系统性的重投影误差。BA</w:t>
+      </w:r>
+      <w:r>
+        <w:t xml:space="preserve"> </w:t>
+      </w:r>
+      <w:r>
+        <w:rPr>
+          <w:rFonts w:hint="eastAsia"/>
+        </w:rPr>
+        <w:t xml:space="preserve">虽然可以优化空间维度的变量（位姿、路标、偏置），但无法纠正时间维度的系统偏差——误差被错误地分配到不相关的变量上，IMU</w:t>
+      </w:r>
+      <w:r>
+        <w:t xml:space="preserve"> </w:t>
+      </w:r>
+      <w:r>
+        <w:rPr>
+          <w:rFonts w:hint="eastAsia"/>
+        </w:rPr>
+        <w:t xml:space="preserve">偏置估计会偏离真实值、持续累积，最终导致系统发散。对于无硬件触发的器件（消费级双目、手机等），</w:t>
+      </w:r>
+      <m:oMath>
+        <m:sSub>
+          <m:e>
+            <m:r>
+              <m:t>t</m:t>
+            </m:r>
+          </m:e>
+          <m:sub>
+            <m:r>
+              <m:t>d</m:t>
+            </m:r>
+          </m:sub>
+        </m:sSub>
+      </m:oMath>
+      <w:r>
+        <w:t xml:space="preserve"> </w:t>
+      </w:r>
+      <w:r>
+        <w:rPr>
+          <w:rFonts w:hint="eastAsia"/>
+        </w:rPr>
+        <w:t xml:space="preserve">是不可避免的误差源，必须显式建模并在线估计。</w:t>
       </w:r>
     </w:p>
     <w:bookmarkEnd w:id="21"/>
@@ -5741,7 +5782,7 @@
     </w:p>
     <w:bookmarkEnd w:id="31"/>
     <w:bookmarkEnd w:id="32"/>
-    <w:bookmarkStart w:id="39" w:name="c-实现真实硬件滑窗-vio"/>
+    <w:bookmarkStart w:id="54" w:name="c-实现真实硬件滑窗-vio"/>
     <w:p>
       <w:pPr>
         <w:pStyle w:val="Heading2"/>
@@ -6022,7 +6063,7 @@
       </w:tr>
     </w:tbl>
     <w:bookmarkEnd w:id="33"/>
-    <w:bookmarkStart w:id="34" w:name="系统架构"/>
+    <w:bookmarkStart w:id="37" w:name="系统架构"/>
     <w:p>
       <w:pPr>
         <w:pStyle w:val="Heading3"/>
@@ -6037,8 +6078,66 @@
         <w:t xml:space="preserve">系统架构</w:t>
       </w:r>
     </w:p>
-    <w:bookmarkEnd w:id="34"/>
-    <w:bookmarkStart w:id="35" w:name="imu-积分公式dual-rotation-midpoint"/>
+    <w:p>
+      <w:pPr>
+        <w:pStyle w:val="CaptionedFigure"/>
+      </w:pPr>
+      <w:r>
+        <w:drawing>
+          <wp:inline>
+            <wp:extent cx="5334000" cy="6400800"/>
+            <wp:effectExtent b="0" l="0" r="0" t="0"/>
+            <wp:docPr descr="系统架构" title="" id="35" name="Picture"/>
+            <a:graphic>
+              <a:graphicData uri="http://schemas.openxmlformats.org/drawingml/2006/picture">
+                <pic:pic>
+                  <pic:nvPicPr>
+                    <pic:cNvPr descr="architecture.png" id="36" name="Picture"/>
+                    <pic:cNvPicPr>
+                      <a:picLocks noChangeArrowheads="1" noChangeAspect="1"/>
+                    </pic:cNvPicPr>
+                  </pic:nvPicPr>
+                  <pic:blipFill>
+                    <a:blip r:embed="rId34"/>
+                    <a:stretch>
+                      <a:fillRect/>
+                    </a:stretch>
+                  </pic:blipFill>
+                  <pic:spPr bwMode="auto">
+                    <a:xfrm>
+                      <a:off x="0" y="0"/>
+                      <a:ext cx="5334000" cy="6400800"/>
+                    </a:xfrm>
+                    <a:prstGeom prst="rect">
+                      <a:avLst/>
+                    </a:prstGeom>
+                    <a:noFill/>
+                    <a:ln w="9525">
+                      <a:noFill/>
+                      <a:headEnd/>
+                      <a:tailEnd/>
+                    </a:ln>
+                  </pic:spPr>
+                </pic:pic>
+              </a:graphicData>
+            </a:graphic>
+          </wp:inline>
+        </w:drawing>
+      </w:r>
+    </w:p>
+    <w:p>
+      <w:pPr>
+        <w:pStyle w:val="ImageCaption"/>
+      </w:pPr>
+      <w:r>
+        <w:rPr>
+          <w:rFonts w:hint="eastAsia"/>
+        </w:rPr>
+        <w:t xml:space="preserve">系统架构</w:t>
+      </w:r>
+    </w:p>
+    <w:bookmarkEnd w:id="37"/>
+    <w:bookmarkStart w:id="38" w:name="imu-积分公式dual-rotation-midpoint"/>
     <w:p>
       <w:pPr>
         <w:pStyle w:val="Heading3"/>
@@ -7212,8 +7311,8 @@
         <w:t xml:space="preserve">ms），而非固定值</w:t>
       </w:r>
     </w:p>
-    <w:bookmarkEnd w:id="35"/>
-    <w:bookmarkStart w:id="36" w:name="integratormanager增量积分器管理"/>
+    <w:bookmarkEnd w:id="38"/>
+    <w:bookmarkStart w:id="39" w:name="integratormanager增量积分器管理"/>
     <w:p>
       <w:pPr>
         <w:pStyle w:val="Heading3"/>
@@ -7466,8 +7565,8 @@
         <w:t xml:space="preserve">值</w:t>
       </w:r>
     </w:p>
-    <w:bookmarkEnd w:id="36"/>
-    <w:bookmarkStart w:id="37" w:name="delaytimeestimator多分辨率方向探测"/>
+    <w:bookmarkEnd w:id="39"/>
+    <w:bookmarkStart w:id="40" w:name="delaytimeestimator多分辨率方向探测"/>
     <w:p>
       <w:pPr>
         <w:pStyle w:val="Heading3"/>
@@ -7966,8 +8065,8 @@
         </m:sSub>
       </m:oMath>
     </w:p>
-    <w:bookmarkEnd w:id="37"/>
-    <w:bookmarkStart w:id="38" w:name="仿真验证"/>
+    <w:bookmarkEnd w:id="40"/>
+    <w:bookmarkStart w:id="53" w:name="仿真验证"/>
     <w:p>
       <w:pPr>
         <w:pStyle w:val="Heading3"/>
@@ -8062,6 +8161,67 @@
           <w:rFonts w:hint="eastAsia"/>
         </w:rPr>
         <w:t xml:space="preserve">估计测试。</w:t>
+      </w:r>
+    </w:p>
+    <w:p>
+      <w:pPr>
+        <w:pStyle w:val="CaptionedFigure"/>
+      </w:pPr>
+      <w:r>
+        <w:drawing>
+          <wp:inline>
+            <wp:extent cx="5334000" cy="3312151"/>
+            <wp:effectExtent b="0" l="0" r="0" t="0"/>
+            <wp:docPr descr="IMU 激励信号" title="" id="42" name="Picture"/>
+            <a:graphic>
+              <a:graphicData uri="http://schemas.openxmlformats.org/drawingml/2006/picture">
+                <pic:pic>
+                  <pic:nvPicPr>
+                    <pic:cNvPr descr="time_delay_imu_signals.png" id="43" name="Picture"/>
+                    <pic:cNvPicPr>
+                      <a:picLocks noChangeArrowheads="1" noChangeAspect="1"/>
+                    </pic:cNvPicPr>
+                  </pic:nvPicPr>
+                  <pic:blipFill>
+                    <a:blip r:embed="rId41"/>
+                    <a:stretch>
+                      <a:fillRect/>
+                    </a:stretch>
+                  </pic:blipFill>
+                  <pic:spPr bwMode="auto">
+                    <a:xfrm>
+                      <a:off x="0" y="0"/>
+                      <a:ext cx="5334000" cy="3312151"/>
+                    </a:xfrm>
+                    <a:prstGeom prst="rect">
+                      <a:avLst/>
+                    </a:prstGeom>
+                    <a:noFill/>
+                    <a:ln w="9525">
+                      <a:noFill/>
+                      <a:headEnd/>
+                      <a:tailEnd/>
+                    </a:ln>
+                  </pic:spPr>
+                </pic:pic>
+              </a:graphicData>
+            </a:graphic>
+          </wp:inline>
+        </w:drawing>
+      </w:r>
+    </w:p>
+    <w:p>
+      <w:pPr>
+        <w:pStyle w:val="ImageCaption"/>
+      </w:pPr>
+      <w:r>
+        <w:t xml:space="preserve">IMU </w:t>
+      </w:r>
+      <w:r>
+        <w:rPr>
+          <w:rFonts w:hint="eastAsia"/>
+        </w:rPr>
+        <w:t xml:space="preserve">激励信号</w:t>
       </w:r>
     </w:p>
     <w:tbl>
@@ -8551,6 +8711,200 @@
     </w:tbl>
     <w:p>
       <w:pPr>
+        <w:pStyle w:val="CaptionedFigure"/>
+      </w:pPr>
+      <w:r>
+        <w:drawing>
+          <wp:inline>
+            <wp:extent cx="5334000" cy="2645086"/>
+            <wp:effectExtent b="0" l="0" r="0" t="0"/>
+            <wp:docPr descr="t_d 收敛过程（仿真，多分辨率方向探测）" title="" id="45" name="Picture"/>
+            <a:graphic>
+              <a:graphicData uri="http://schemas.openxmlformats.org/drawingml/2006/picture">
+                <pic:pic>
+                  <pic:nvPicPr>
+                    <pic:cNvPr descr="time_delay_convergence.png" id="46" name="Picture"/>
+                    <pic:cNvPicPr>
+                      <a:picLocks noChangeArrowheads="1" noChangeAspect="1"/>
+                    </pic:cNvPicPr>
+                  </pic:nvPicPr>
+                  <pic:blipFill>
+                    <a:blip r:embed="rId44"/>
+                    <a:stretch>
+                      <a:fillRect/>
+                    </a:stretch>
+                  </pic:blipFill>
+                  <pic:spPr bwMode="auto">
+                    <a:xfrm>
+                      <a:off x="0" y="0"/>
+                      <a:ext cx="5334000" cy="2645086"/>
+                    </a:xfrm>
+                    <a:prstGeom prst="rect">
+                      <a:avLst/>
+                    </a:prstGeom>
+                    <a:noFill/>
+                    <a:ln w="9525">
+                      <a:noFill/>
+                      <a:headEnd/>
+                      <a:tailEnd/>
+                    </a:ln>
+                  </pic:spPr>
+                </pic:pic>
+              </a:graphicData>
+            </a:graphic>
+          </wp:inline>
+        </w:drawing>
+      </w:r>
+    </w:p>
+    <w:p>
+      <w:pPr>
+        <w:pStyle w:val="ImageCaption"/>
+      </w:pPr>
+      <m:oMath>
+        <m:sSub>
+          <m:e>
+            <m:r>
+              <m:t>t</m:t>
+            </m:r>
+          </m:e>
+          <m:sub>
+            <m:r>
+              <m:t>d</m:t>
+            </m:r>
+          </m:sub>
+        </m:sSub>
+      </m:oMath>
+      <w:r>
+        <w:t xml:space="preserve"> </w:t>
+      </w:r>
+      <w:r>
+        <w:rPr>
+          <w:rFonts w:hint="eastAsia"/>
+        </w:rPr>
+        <w:t xml:space="preserve">收敛过程（仿真，多分辨率方向探测）</w:t>
+      </w:r>
+    </w:p>
+    <w:p>
+      <w:pPr>
+        <w:pStyle w:val="CaptionedFigure"/>
+      </w:pPr>
+      <w:r>
+        <w:drawing>
+          <wp:inline>
+            <wp:extent cx="5334000" cy="1525491"/>
+            <wp:effectExtent b="0" l="0" r="0" t="0"/>
+            <wp:docPr descr="重投影误差校正前后对比（仿真）" title="" id="48" name="Picture"/>
+            <a:graphic>
+              <a:graphicData uri="http://schemas.openxmlformats.org/drawingml/2006/picture">
+                <pic:pic>
+                  <pic:nvPicPr>
+                    <pic:cNvPr descr="time_delay_reproj_error.png" id="49" name="Picture"/>
+                    <pic:cNvPicPr>
+                      <a:picLocks noChangeArrowheads="1" noChangeAspect="1"/>
+                    </pic:cNvPicPr>
+                  </pic:nvPicPr>
+                  <pic:blipFill>
+                    <a:blip r:embed="rId47"/>
+                    <a:stretch>
+                      <a:fillRect/>
+                    </a:stretch>
+                  </pic:blipFill>
+                  <pic:spPr bwMode="auto">
+                    <a:xfrm>
+                      <a:off x="0" y="0"/>
+                      <a:ext cx="5334000" cy="1525491"/>
+                    </a:xfrm>
+                    <a:prstGeom prst="rect">
+                      <a:avLst/>
+                    </a:prstGeom>
+                    <a:noFill/>
+                    <a:ln w="9525">
+                      <a:noFill/>
+                      <a:headEnd/>
+                      <a:tailEnd/>
+                    </a:ln>
+                  </pic:spPr>
+                </pic:pic>
+              </a:graphicData>
+            </a:graphic>
+          </wp:inline>
+        </w:drawing>
+      </w:r>
+    </w:p>
+    <w:p>
+      <w:pPr>
+        <w:pStyle w:val="ImageCaption"/>
+      </w:pPr>
+      <w:r>
+        <w:rPr>
+          <w:rFonts w:hint="eastAsia"/>
+        </w:rPr>
+        <w:t xml:space="preserve">重投影误差校正前后对比（仿真）</w:t>
+      </w:r>
+    </w:p>
+    <w:p>
+      <w:pPr>
+        <w:pStyle w:val="CaptionedFigure"/>
+      </w:pPr>
+      <w:r>
+        <w:drawing>
+          <wp:inline>
+            <wp:extent cx="5334000" cy="1825214"/>
+            <wp:effectExtent b="0" l="0" r="0" t="0"/>
+            <wp:docPr descr="3D 轨迹与相机位姿（仿真）" title="" id="51" name="Picture"/>
+            <a:graphic>
+              <a:graphicData uri="http://schemas.openxmlformats.org/drawingml/2006/picture">
+                <pic:pic>
+                  <pic:nvPicPr>
+                    <pic:cNvPr descr="time_delay_3d_poses.png" id="52" name="Picture"/>
+                    <pic:cNvPicPr>
+                      <a:picLocks noChangeArrowheads="1" noChangeAspect="1"/>
+                    </pic:cNvPicPr>
+                  </pic:nvPicPr>
+                  <pic:blipFill>
+                    <a:blip r:embed="rId50"/>
+                    <a:stretch>
+                      <a:fillRect/>
+                    </a:stretch>
+                  </pic:blipFill>
+                  <pic:spPr bwMode="auto">
+                    <a:xfrm>
+                      <a:off x="0" y="0"/>
+                      <a:ext cx="5334000" cy="1825214"/>
+                    </a:xfrm>
+                    <a:prstGeom prst="rect">
+                      <a:avLst/>
+                    </a:prstGeom>
+                    <a:noFill/>
+                    <a:ln w="9525">
+                      <a:noFill/>
+                      <a:headEnd/>
+                      <a:tailEnd/>
+                    </a:ln>
+                  </pic:spPr>
+                </pic:pic>
+              </a:graphicData>
+            </a:graphic>
+          </wp:inline>
+        </w:drawing>
+      </w:r>
+    </w:p>
+    <w:p>
+      <w:pPr>
+        <w:pStyle w:val="ImageCaption"/>
+      </w:pPr>
+      <w:r>
+        <w:t xml:space="preserve">3D </w:t>
+      </w:r>
+      <w:r>
+        <w:rPr>
+          <w:rFonts w:hint="eastAsia"/>
+        </w:rPr>
+        <w:t xml:space="preserve">轨迹与相机位姿（仿真）</w:t>
+      </w:r>
+    </w:p>
+    <w:p>
+      <w:pPr>
         <w:pStyle w:val="BodyText"/>
       </w:pPr>
       <w:r>
@@ -8578,9 +8932,9 @@
         <w:t xml:space="preserve">范围内的收敛性。</w:t>
       </w:r>
     </w:p>
-    <w:bookmarkEnd w:id="38"/>
-    <w:bookmarkEnd w:id="39"/>
-    <w:bookmarkStart w:id="42" w:name="真实数据实验结果"/>
+    <w:bookmarkEnd w:id="53"/>
+    <w:bookmarkEnd w:id="54"/>
+    <w:bookmarkStart w:id="72" w:name="真实数据实验结果"/>
     <w:p>
       <w:pPr>
         <w:pStyle w:val="Heading2"/>
@@ -8595,7 +8949,7 @@
         <w:t xml:space="preserve">真实数据实验结果</w:t>
       </w:r>
     </w:p>
-    <w:bookmarkStart w:id="40" w:name="oak-d-相机实测"/>
+    <w:bookmarkStart w:id="70" w:name="oak-d-相机实测"/>
     <w:p>
       <w:pPr>
         <w:pStyle w:val="Heading3"/>
@@ -8960,6 +9314,457 @@
           <w:rFonts w:hint="eastAsia"/>
         </w:rPr>
         <w:t xml:space="preserve">重分析）：</w:t>
+      </w:r>
+    </w:p>
+    <w:p>
+      <w:pPr>
+        <w:pStyle w:val="CaptionedFigure"/>
+      </w:pPr>
+      <w:r>
+        <w:drawing>
+          <wp:inline>
+            <wp:extent cx="5334000" cy="2302704"/>
+            <wp:effectExtent b="0" l="0" r="0" t="0"/>
+            <wp:docPr descr="t_d 收敛过程（真实数据）" title="" id="56" name="Picture"/>
+            <a:graphic>
+              <a:graphicData uri="http://schemas.openxmlformats.org/drawingml/2006/picture">
+                <pic:pic>
+                  <pic:nvPicPr>
+                    <pic:cNvPr descr="vio_output_td_estimation.png" id="57" name="Picture"/>
+                    <pic:cNvPicPr>
+                      <a:picLocks noChangeArrowheads="1" noChangeAspect="1"/>
+                    </pic:cNvPicPr>
+                  </pic:nvPicPr>
+                  <pic:blipFill>
+                    <a:blip r:embed="rId55"/>
+                    <a:stretch>
+                      <a:fillRect/>
+                    </a:stretch>
+                  </pic:blipFill>
+                  <pic:spPr bwMode="auto">
+                    <a:xfrm>
+                      <a:off x="0" y="0"/>
+                      <a:ext cx="5334000" cy="2302704"/>
+                    </a:xfrm>
+                    <a:prstGeom prst="rect">
+                      <a:avLst/>
+                    </a:prstGeom>
+                    <a:noFill/>
+                    <a:ln w="9525">
+                      <a:noFill/>
+                      <a:headEnd/>
+                      <a:tailEnd/>
+                    </a:ln>
+                  </pic:spPr>
+                </pic:pic>
+              </a:graphicData>
+            </a:graphic>
+          </wp:inline>
+        </w:drawing>
+      </w:r>
+    </w:p>
+    <w:p>
+      <w:pPr>
+        <w:pStyle w:val="ImageCaption"/>
+      </w:pPr>
+      <m:oMath>
+        <m:sSub>
+          <m:e>
+            <m:r>
+              <m:t>t</m:t>
+            </m:r>
+          </m:e>
+          <m:sub>
+            <m:r>
+              <m:t>d</m:t>
+            </m:r>
+          </m:sub>
+        </m:sSub>
+      </m:oMath>
+      <w:r>
+        <w:t xml:space="preserve"> </w:t>
+      </w:r>
+      <w:r>
+        <w:rPr>
+          <w:rFonts w:hint="eastAsia"/>
+        </w:rPr>
+        <w:t xml:space="preserve">收敛过程（真实数据）</w:t>
+      </w:r>
+    </w:p>
+    <w:p>
+      <w:pPr>
+        <w:pStyle w:val="CaptionedFigure"/>
+      </w:pPr>
+      <w:r>
+        <w:drawing>
+          <wp:inline>
+            <wp:extent cx="5334000" cy="2305258"/>
+            <wp:effectExtent b="0" l="0" r="0" t="0"/>
+            <wp:docPr descr="重投影误差分布：t_d 校正前 vs 校正后（Python 重分析）" title="" id="59" name="Picture"/>
+            <a:graphic>
+              <a:graphicData uri="http://schemas.openxmlformats.org/drawingml/2006/picture">
+                <pic:pic>
+                  <pic:nvPicPr>
+                    <pic:cNvPr descr="vio_output_reproj_error_hist.png" id="60" name="Picture"/>
+                    <pic:cNvPicPr>
+                      <a:picLocks noChangeArrowheads="1" noChangeAspect="1"/>
+                    </pic:cNvPicPr>
+                  </pic:nvPicPr>
+                  <pic:blipFill>
+                    <a:blip r:embed="rId58"/>
+                    <a:stretch>
+                      <a:fillRect/>
+                    </a:stretch>
+                  </pic:blipFill>
+                  <pic:spPr bwMode="auto">
+                    <a:xfrm>
+                      <a:off x="0" y="0"/>
+                      <a:ext cx="5334000" cy="2305258"/>
+                    </a:xfrm>
+                    <a:prstGeom prst="rect">
+                      <a:avLst/>
+                    </a:prstGeom>
+                    <a:noFill/>
+                    <a:ln w="9525">
+                      <a:noFill/>
+                      <a:headEnd/>
+                      <a:tailEnd/>
+                    </a:ln>
+                  </pic:spPr>
+                </pic:pic>
+              </a:graphicData>
+            </a:graphic>
+          </wp:inline>
+        </w:drawing>
+      </w:r>
+    </w:p>
+    <w:p>
+      <w:pPr>
+        <w:pStyle w:val="ImageCaption"/>
+      </w:pPr>
+      <w:r>
+        <w:rPr>
+          <w:rFonts w:hint="eastAsia"/>
+        </w:rPr>
+        <w:t xml:space="preserve">重投影误差分布：</w:t>
+      </w:r>
+      <m:oMath>
+        <m:sSub>
+          <m:e>
+            <m:r>
+              <m:t>t</m:t>
+            </m:r>
+          </m:e>
+          <m:sub>
+            <m:r>
+              <m:t>d</m:t>
+            </m:r>
+          </m:sub>
+        </m:sSub>
+      </m:oMath>
+      <w:r>
+        <w:t xml:space="preserve"> </w:t>
+      </w:r>
+      <w:r>
+        <w:rPr>
+          <w:rFonts w:hint="eastAsia"/>
+        </w:rPr>
+        <w:t xml:space="preserve">校正前</w:t>
+      </w:r>
+      <w:r>
+        <w:t xml:space="preserve"> vs </w:t>
+      </w:r>
+      <w:r>
+        <w:rPr>
+          <w:rFonts w:hint="eastAsia"/>
+        </w:rPr>
+        <w:t xml:space="preserve">校正后（Python</w:t>
+      </w:r>
+      <w:r>
+        <w:t xml:space="preserve"> </w:t>
+      </w:r>
+      <w:r>
+        <w:rPr>
+          <w:rFonts w:hint="eastAsia"/>
+        </w:rPr>
+        <w:t xml:space="preserve">重分析）</w:t>
+      </w:r>
+    </w:p>
+    <w:p>
+      <w:pPr>
+        <w:pStyle w:val="CaptionedFigure"/>
+      </w:pPr>
+      <w:r>
+        <w:drawing>
+          <wp:inline>
+            <wp:extent cx="5334000" cy="2509423"/>
+            <wp:effectExtent b="0" l="0" r="0" t="0"/>
+            <wp:docPr descr="路标点云分布：t_d 补偿前 vs 补偿后（Python 重分析）" title="" id="62" name="Picture"/>
+            <a:graphic>
+              <a:graphicData uri="http://schemas.openxmlformats.org/drawingml/2006/picture">
+                <pic:pic>
+                  <pic:nvPicPr>
+                    <pic:cNvPr descr="vio_output_pointcloud_compare.png" id="63" name="Picture"/>
+                    <pic:cNvPicPr>
+                      <a:picLocks noChangeArrowheads="1" noChangeAspect="1"/>
+                    </pic:cNvPicPr>
+                  </pic:nvPicPr>
+                  <pic:blipFill>
+                    <a:blip r:embed="rId61"/>
+                    <a:stretch>
+                      <a:fillRect/>
+                    </a:stretch>
+                  </pic:blipFill>
+                  <pic:spPr bwMode="auto">
+                    <a:xfrm>
+                      <a:off x="0" y="0"/>
+                      <a:ext cx="5334000" cy="2509423"/>
+                    </a:xfrm>
+                    <a:prstGeom prst="rect">
+                      <a:avLst/>
+                    </a:prstGeom>
+                    <a:noFill/>
+                    <a:ln w="9525">
+                      <a:noFill/>
+                      <a:headEnd/>
+                      <a:tailEnd/>
+                    </a:ln>
+                  </pic:spPr>
+                </pic:pic>
+              </a:graphicData>
+            </a:graphic>
+          </wp:inline>
+        </w:drawing>
+      </w:r>
+    </w:p>
+    <w:p>
+      <w:pPr>
+        <w:pStyle w:val="ImageCaption"/>
+      </w:pPr>
+      <w:r>
+        <w:rPr>
+          <w:rFonts w:hint="eastAsia"/>
+        </w:rPr>
+        <w:t xml:space="preserve">路标点云分布：</w:t>
+      </w:r>
+      <m:oMath>
+        <m:sSub>
+          <m:e>
+            <m:r>
+              <m:t>t</m:t>
+            </m:r>
+          </m:e>
+          <m:sub>
+            <m:r>
+              <m:t>d</m:t>
+            </m:r>
+          </m:sub>
+        </m:sSub>
+      </m:oMath>
+      <w:r>
+        <w:t xml:space="preserve"> </w:t>
+      </w:r>
+      <w:r>
+        <w:rPr>
+          <w:rFonts w:hint="eastAsia"/>
+        </w:rPr>
+        <w:t xml:space="preserve">补偿前</w:t>
+      </w:r>
+      <w:r>
+        <w:t xml:space="preserve"> vs </w:t>
+      </w:r>
+      <w:r>
+        <w:rPr>
+          <w:rFonts w:hint="eastAsia"/>
+        </w:rPr>
+        <w:t xml:space="preserve">补偿后（Python</w:t>
+      </w:r>
+      <w:r>
+        <w:t xml:space="preserve"> </w:t>
+      </w:r>
+      <w:r>
+        <w:rPr>
+          <w:rFonts w:hint="eastAsia"/>
+        </w:rPr>
+        <w:t xml:space="preserve">重分析）</w:t>
+      </w:r>
+    </w:p>
+    <w:p>
+      <w:pPr>
+        <w:pStyle w:val="CaptionedFigure"/>
+      </w:pPr>
+      <w:r>
+        <w:drawing>
+          <wp:inline>
+            <wp:extent cx="5334000" cy="1868335"/>
+            <wp:effectExtent b="0" l="0" r="0" t="0"/>
+            <wp:docPr descr="仿真 vs 真实硬件：t_d 估计与 RMS 对比" title="" id="65" name="Picture"/>
+            <a:graphic>
+              <a:graphicData uri="http://schemas.openxmlformats.org/drawingml/2006/picture">
+                <pic:pic>
+                  <pic:nvPicPr>
+                    <pic:cNvPr descr="vio_output_sim_vs_real.png" id="66" name="Picture"/>
+                    <pic:cNvPicPr>
+                      <a:picLocks noChangeArrowheads="1" noChangeAspect="1"/>
+                    </pic:cNvPicPr>
+                  </pic:nvPicPr>
+                  <pic:blipFill>
+                    <a:blip r:embed="rId64"/>
+                    <a:stretch>
+                      <a:fillRect/>
+                    </a:stretch>
+                  </pic:blipFill>
+                  <pic:spPr bwMode="auto">
+                    <a:xfrm>
+                      <a:off x="0" y="0"/>
+                      <a:ext cx="5334000" cy="1868335"/>
+                    </a:xfrm>
+                    <a:prstGeom prst="rect">
+                      <a:avLst/>
+                    </a:prstGeom>
+                    <a:noFill/>
+                    <a:ln w="9525">
+                      <a:noFill/>
+                      <a:headEnd/>
+                      <a:tailEnd/>
+                    </a:ln>
+                  </pic:spPr>
+                </pic:pic>
+              </a:graphicData>
+            </a:graphic>
+          </wp:inline>
+        </w:drawing>
+      </w:r>
+    </w:p>
+    <w:p>
+      <w:pPr>
+        <w:pStyle w:val="ImageCaption"/>
+      </w:pPr>
+      <w:r>
+        <w:rPr>
+          <w:rFonts w:hint="eastAsia"/>
+        </w:rPr>
+        <w:t xml:space="preserve">仿真</w:t>
+      </w:r>
+      <w:r>
+        <w:t xml:space="preserve"> vs </w:t>
+      </w:r>
+      <w:r>
+        <w:rPr>
+          <w:rFonts w:hint="eastAsia"/>
+        </w:rPr>
+        <w:t xml:space="preserve">真实硬件：</w:t>
+      </w:r>
+      <m:oMath>
+        <m:sSub>
+          <m:e>
+            <m:r>
+              <m:t>t</m:t>
+            </m:r>
+          </m:e>
+          <m:sub>
+            <m:r>
+              <m:t>d</m:t>
+            </m:r>
+          </m:sub>
+        </m:sSub>
+      </m:oMath>
+      <w:r>
+        <w:t xml:space="preserve"> </w:t>
+      </w:r>
+      <w:r>
+        <w:rPr>
+          <w:rFonts w:hint="eastAsia"/>
+        </w:rPr>
+        <w:t xml:space="preserve">估计与</w:t>
+      </w:r>
+      <w:r>
+        <w:t xml:space="preserve"> RMS </w:t>
+      </w:r>
+      <w:r>
+        <w:rPr>
+          <w:rFonts w:hint="eastAsia"/>
+        </w:rPr>
+        <w:t xml:space="preserve">对比</w:t>
+      </w:r>
+    </w:p>
+    <w:p>
+      <w:pPr>
+        <w:pStyle w:val="CaptionedFigure"/>
+      </w:pPr>
+      <w:r>
+        <w:drawing>
+          <wp:inline>
+            <wp:extent cx="5334000" cy="2744940"/>
+            <wp:effectExtent b="0" l="0" r="0" t="0"/>
+            <wp:docPr descr="OAK-D 实测 IMU 六轴数据（400 Hz，体坐标系）" title="" id="68" name="Picture"/>
+            <a:graphic>
+              <a:graphicData uri="http://schemas.openxmlformats.org/drawingml/2006/picture">
+                <pic:pic>
+                  <pic:nvPicPr>
+                    <pic:cNvPr descr="imu_6axis_real.png" id="69" name="Picture"/>
+                    <pic:cNvPicPr>
+                      <a:picLocks noChangeArrowheads="1" noChangeAspect="1"/>
+                    </pic:cNvPicPr>
+                  </pic:nvPicPr>
+                  <pic:blipFill>
+                    <a:blip r:embed="rId67"/>
+                    <a:stretch>
+                      <a:fillRect/>
+                    </a:stretch>
+                  </pic:blipFill>
+                  <pic:spPr bwMode="auto">
+                    <a:xfrm>
+                      <a:off x="0" y="0"/>
+                      <a:ext cx="5334000" cy="2744940"/>
+                    </a:xfrm>
+                    <a:prstGeom prst="rect">
+                      <a:avLst/>
+                    </a:prstGeom>
+                    <a:noFill/>
+                    <a:ln w="9525">
+                      <a:noFill/>
+                      <a:headEnd/>
+                      <a:tailEnd/>
+                    </a:ln>
+                  </pic:spPr>
+                </pic:pic>
+              </a:graphicData>
+            </a:graphic>
+          </wp:inline>
+        </w:drawing>
+      </w:r>
+    </w:p>
+    <w:p>
+      <w:pPr>
+        <w:pStyle w:val="ImageCaption"/>
+      </w:pPr>
+      <w:r>
+        <w:t xml:space="preserve">OAK-D </w:t>
+      </w:r>
+      <w:r>
+        <w:rPr>
+          <w:rFonts w:hint="eastAsia"/>
+        </w:rPr>
+        <w:t xml:space="preserve">实测</w:t>
+      </w:r>
+      <w:r>
+        <w:t xml:space="preserve"> IMU </w:t>
+      </w:r>
+      <w:r>
+        <w:rPr>
+          <w:rFonts w:hint="eastAsia"/>
+        </w:rPr>
+        <w:t xml:space="preserve">六轴数据（400</w:t>
+      </w:r>
+      <w:r>
+        <w:t xml:space="preserve"> </w:t>
+      </w:r>
+      <w:r>
+        <w:rPr>
+          <w:rFonts w:hint="eastAsia"/>
+        </w:rPr>
+        <w:t xml:space="preserve">Hz，体坐标系）</w:t>
       </w:r>
     </w:p>
     <w:p>
@@ -9936,8 +10741,8 @@
         <w:t xml:space="preserve">估计提供了有效的第三方交叉验证。</w:t>
       </w:r>
     </w:p>
-    <w:bookmarkEnd w:id="40"/>
-    <w:bookmarkStart w:id="41" w:name="关键发现"/>
+    <w:bookmarkEnd w:id="70"/>
+    <w:bookmarkStart w:id="71" w:name="关键发现"/>
     <w:p>
       <w:pPr>
         <w:pStyle w:val="Heading3"/>
@@ -10514,9 +11319,9 @@
         <w:t xml:space="preserve">：初始化段估计的偏置用于整个滑窗，但偏置在运动过程中存在温度漂移，导致积分位姿的缓慢偏离。</w:t>
       </w:r>
     </w:p>
-    <w:bookmarkEnd w:id="41"/>
-    <w:bookmarkEnd w:id="42"/>
-    <w:bookmarkStart w:id="43" w:name="结论"/>
+    <w:bookmarkEnd w:id="71"/>
+    <w:bookmarkEnd w:id="72"/>
+    <w:bookmarkStart w:id="73" w:name="结论"/>
     <w:p>
       <w:pPr>
         <w:pStyle w:val="Heading2"/>
@@ -11210,8 +12015,8 @@
         <w:t xml:space="preserve">校正的贡献将随之显现。</w:t>
       </w:r>
     </w:p>
-    <w:bookmarkEnd w:id="43"/>
-    <w:bookmarkEnd w:id="44"/>
+    <w:bookmarkEnd w:id="73"/>
+    <w:bookmarkEnd w:id="74"/>
     <w:sectPr>
       <w:footnotePr>
         <w:numRestart w:val="eachSect"/>
